--- a/Documentatie_SIO.docx
+++ b/Documentatie_SIO.docx
@@ -307,7 +307,23 @@
                 <w:noProof/>
                 <w:lang w:val="ro-RO"/>
               </w:rPr>
-              <w:t>Capitolul 2: Structura Hardware și Software</w:t>
+              <w:t>Capitolul 2: Structur</w:t>
+            </w:r>
+            <w:r>
+              <w:rPr>
+                <w:rStyle w:val="Hyperlink"/>
+                <w:noProof/>
+                <w:lang w:val="ro-RO"/>
+              </w:rPr>
+              <w:t>a</w:t>
+            </w:r>
+            <w:r>
+              <w:rPr>
+                <w:rStyle w:val="Hyperlink"/>
+                <w:noProof/>
+                <w:lang w:val="ro-RO"/>
+              </w:rPr>
+              <w:t xml:space="preserve"> Hardware și Software</w:t>
             </w:r>
             <w:r>
               <w:rPr>
